--- a/AWS-NOTES/CloudWatch Events.docx
+++ b/AWS-NOTES/CloudWatch Events.docx
@@ -6,23 +6,18 @@
       <w:pPr>
         <w:jc w:val="center"/>
         <w:rPr>
-          <w:b/>
-          <w:bCs/>
-        </w:rPr>
-      </w:pPr>
-      <w:r>
-        <w:rPr>
-          <w:b/>
-          <w:bCs/>
-        </w:rPr>
-        <w:t xml:space="preserve">CloudWatch </w:t>
-      </w:r>
-      <w:r>
-        <w:rPr>
-          <w:b/>
-          <w:bCs/>
-        </w:rPr>
-        <w:t>Events, and SNS</w:t>
+          <w:rFonts w:ascii="Algerian" w:hAnsi="Algerian"/>
+          <w:b/>
+          <w:bCs/>
+        </w:rPr>
+      </w:pPr>
+      <w:r>
+        <w:rPr>
+          <w:rFonts w:ascii="Algerian" w:hAnsi="Algerian"/>
+          <w:b/>
+          <w:bCs/>
+        </w:rPr>
+        <w:t>CloudWatch Events, and SNS</w:t>
       </w:r>
     </w:p>
     <w:p>
@@ -32,19 +27,41 @@
           <w:ilvl w:val="0"/>
           <w:numId w:val="2"/>
         </w:numPr>
-        <w:rPr>
-          <w:b/>
-          <w:bCs/>
-          <w:sz w:val="20"/>
-          <w:szCs w:val="20"/>
-        </w:rPr>
-      </w:pPr>
-      <w:r>
-        <w:rPr>
-          <w:b/>
-          <w:bCs/>
-          <w:sz w:val="20"/>
-          <w:szCs w:val="20"/>
+        <w:jc w:val="center"/>
+        <w:rPr>
+          <w:b/>
+          <w:bCs/>
+          <w:sz w:val="20"/>
+          <w:szCs w:val="20"/>
+        </w:rPr>
+        <w:sectPr>
+          <w:pgSz w:w="11906" w:h="16838"/>
+          <w:pgMar w:top="1440" w:right="1440" w:bottom="1440" w:left="1440" w:header="708" w:footer="708" w:gutter="0"/>
+          <w:cols w:space="708"/>
+          <w:docGrid w:linePitch="360"/>
+        </w:sectPr>
+      </w:pPr>
+    </w:p>
+    <w:p>
+      <w:pPr>
+        <w:pStyle w:val="ListParagraph"/>
+        <w:numPr>
+          <w:ilvl w:val="0"/>
+          <w:numId w:val="2"/>
+        </w:numPr>
+        <w:rPr>
+          <w:b/>
+          <w:bCs/>
+          <w:sz w:val="22"/>
+          <w:szCs w:val="22"/>
+        </w:rPr>
+      </w:pPr>
+      <w:r>
+        <w:rPr>
+          <w:b/>
+          <w:bCs/>
+          <w:sz w:val="22"/>
+          <w:szCs w:val="22"/>
         </w:rPr>
         <w:t>What are Events in AWS?</w:t>
       </w:r>
@@ -169,27 +186,18 @@
         <w:rPr>
           <w:b/>
           <w:bCs/>
-          <w:sz w:val="20"/>
-          <w:szCs w:val="20"/>
-        </w:rPr>
-      </w:pPr>
-      <w:r>
-        <w:rPr>
-          <w:b/>
-          <w:bCs/>
-          <w:sz w:val="20"/>
-          <w:szCs w:val="20"/>
-        </w:rPr>
-        <w:t xml:space="preserve">2.   </w:t>
-      </w:r>
-      <w:r>
-        <w:rPr>
-          <w:b/>
-          <w:bCs/>
-          <w:sz w:val="20"/>
-          <w:szCs w:val="20"/>
-        </w:rPr>
-        <w:t>What is SNS in AWS?</w:t>
+          <w:sz w:val="22"/>
+          <w:szCs w:val="22"/>
+        </w:rPr>
+      </w:pPr>
+      <w:r>
+        <w:rPr>
+          <w:b/>
+          <w:bCs/>
+          <w:sz w:val="22"/>
+          <w:szCs w:val="22"/>
+        </w:rPr>
+        <w:t>2.   What is SNS in AWS?</w:t>
       </w:r>
     </w:p>
     <w:p>
@@ -259,8 +267,7 @@
         <w:rPr>
           <w:b/>
           <w:bCs/>
-          <w:sz w:val="20"/>
-          <w:szCs w:val="20"/>
+          <w:szCs w:val="24"/>
           <w:u w:val="single"/>
         </w:rPr>
       </w:pPr>
@@ -268,8 +275,7 @@
         <w:rPr>
           <w:b/>
           <w:bCs/>
-          <w:sz w:val="20"/>
-          <w:szCs w:val="20"/>
+          <w:szCs w:val="24"/>
           <w:u w:val="single"/>
         </w:rPr>
         <w:t>[General Interview Questions]</w:t>
@@ -280,27 +286,18 @@
         <w:rPr>
           <w:b/>
           <w:bCs/>
-          <w:sz w:val="20"/>
-          <w:szCs w:val="20"/>
-        </w:rPr>
-      </w:pPr>
-      <w:r>
-        <w:rPr>
-          <w:b/>
-          <w:bCs/>
-          <w:sz w:val="20"/>
-          <w:szCs w:val="20"/>
-        </w:rPr>
-        <w:t xml:space="preserve">Q1. </w:t>
-      </w:r>
-      <w:r>
-        <w:rPr>
-          <w:b/>
-          <w:bCs/>
-          <w:sz w:val="20"/>
-          <w:szCs w:val="20"/>
-        </w:rPr>
-        <w:t>What are CloudWatch Custom Metrics?</w:t>
+          <w:sz w:val="22"/>
+          <w:szCs w:val="22"/>
+        </w:rPr>
+      </w:pPr>
+      <w:r>
+        <w:rPr>
+          <w:b/>
+          <w:bCs/>
+          <w:sz w:val="22"/>
+          <w:szCs w:val="22"/>
+        </w:rPr>
+        <w:t>Q1. What are CloudWatch Custom Metrics?</w:t>
       </w:r>
     </w:p>
     <w:p>
@@ -319,15 +316,15 @@
         <w:rPr>
           <w:b/>
           <w:bCs/>
-          <w:sz w:val="20"/>
-          <w:szCs w:val="20"/>
+          <w:sz w:val="22"/>
+          <w:szCs w:val="22"/>
         </w:rPr>
         <w:t>CloudWatch Custom Metrics</w:t>
       </w:r>
       <w:r>
         <w:rPr>
-          <w:sz w:val="20"/>
-          <w:szCs w:val="20"/>
+          <w:sz w:val="22"/>
+          <w:szCs w:val="22"/>
         </w:rPr>
         <w:t xml:space="preserve"> are </w:t>
       </w:r>
@@ -335,15 +332,15 @@
         <w:rPr>
           <w:b/>
           <w:bCs/>
-          <w:sz w:val="20"/>
-          <w:szCs w:val="20"/>
+          <w:sz w:val="22"/>
+          <w:szCs w:val="22"/>
         </w:rPr>
         <w:t>user-defined metrics</w:t>
       </w:r>
       <w:r>
         <w:rPr>
-          <w:sz w:val="20"/>
-          <w:szCs w:val="20"/>
+          <w:sz w:val="22"/>
+          <w:szCs w:val="22"/>
         </w:rPr>
         <w:t xml:space="preserve"> that you can create and publish to Amazon CloudWatch to monitor data that </w:t>
       </w:r>
@@ -351,17 +348,24 @@
         <w:rPr>
           <w:b/>
           <w:bCs/>
-          <w:sz w:val="20"/>
-          <w:szCs w:val="20"/>
+          <w:sz w:val="22"/>
+          <w:szCs w:val="22"/>
         </w:rPr>
         <w:t>is not available by default</w:t>
       </w:r>
       <w:r>
         <w:rPr>
-          <w:sz w:val="20"/>
-          <w:szCs w:val="20"/>
-        </w:rPr>
-        <w:t xml:space="preserve"> from AWS services.</w:t>
+          <w:sz w:val="22"/>
+          <w:szCs w:val="22"/>
+        </w:rPr>
+        <w:t xml:space="preserve"> from AWS services</w:t>
+      </w:r>
+      <w:r>
+        <w:rPr>
+          <w:sz w:val="20"/>
+          <w:szCs w:val="20"/>
+        </w:rPr>
+        <w:t>.</w:t>
       </w:r>
     </w:p>
     <w:p>
@@ -517,27 +521,18 @@
         <w:rPr>
           <w:b/>
           <w:bCs/>
-          <w:sz w:val="20"/>
-          <w:szCs w:val="20"/>
-        </w:rPr>
-      </w:pPr>
-      <w:r>
-        <w:rPr>
-          <w:b/>
-          <w:bCs/>
-          <w:sz w:val="20"/>
-          <w:szCs w:val="20"/>
-        </w:rPr>
-        <w:t xml:space="preserve">Q3. </w:t>
-      </w:r>
-      <w:r>
-        <w:rPr>
-          <w:b/>
-          <w:bCs/>
-          <w:sz w:val="20"/>
-          <w:szCs w:val="20"/>
-        </w:rPr>
-        <w:t xml:space="preserve">How can you push logs from an EC2 instance to CloudWatch? </w:t>
+          <w:sz w:val="22"/>
+          <w:szCs w:val="22"/>
+        </w:rPr>
+      </w:pPr>
+      <w:r>
+        <w:rPr>
+          <w:b/>
+          <w:bCs/>
+          <w:sz w:val="22"/>
+          <w:szCs w:val="22"/>
+        </w:rPr>
+        <w:t xml:space="preserve">Q3. How can you push logs from an EC2 instance to CloudWatch? </w:t>
       </w:r>
     </w:p>
     <w:p>
@@ -557,43 +552,7 @@
           <w:sz w:val="20"/>
           <w:szCs w:val="20"/>
         </w:rPr>
-        <w:t xml:space="preserve">Install and configure CloudWatch Agent, and assign an IAM role with permissions like </w:t>
-      </w:r>
-      <w:proofErr w:type="spellStart"/>
-      <w:proofErr w:type="gramStart"/>
-      <w:r>
-        <w:rPr>
-          <w:sz w:val="20"/>
-          <w:szCs w:val="20"/>
-        </w:rPr>
-        <w:t>logs:CreateLogGroup</w:t>
-      </w:r>
-      <w:proofErr w:type="spellEnd"/>
-      <w:proofErr w:type="gramEnd"/>
-      <w:r>
-        <w:rPr>
-          <w:sz w:val="20"/>
-          <w:szCs w:val="20"/>
-        </w:rPr>
-        <w:t xml:space="preserve">, </w:t>
-      </w:r>
-      <w:proofErr w:type="spellStart"/>
-      <w:proofErr w:type="gramStart"/>
-      <w:r>
-        <w:rPr>
-          <w:sz w:val="20"/>
-          <w:szCs w:val="20"/>
-        </w:rPr>
-        <w:t>logs:PutLogEvents</w:t>
-      </w:r>
-      <w:proofErr w:type="spellEnd"/>
-      <w:proofErr w:type="gramEnd"/>
-      <w:r>
-        <w:rPr>
-          <w:sz w:val="20"/>
-          <w:szCs w:val="20"/>
-        </w:rPr>
-        <w:t>.</w:t>
+        <w:t>Install and configure CloudWatch Agent, and assign an IAM role with permissions like logs:CreateLogGroup, logs:PutLogEvents.</w:t>
       </w:r>
     </w:p>
     <w:p>
@@ -601,47 +560,18 @@
         <w:rPr>
           <w:b/>
           <w:bCs/>
-          <w:sz w:val="20"/>
-          <w:szCs w:val="20"/>
-        </w:rPr>
-      </w:pPr>
-      <w:r>
-        <w:rPr>
-          <w:b/>
-          <w:bCs/>
-          <w:sz w:val="20"/>
-          <w:szCs w:val="20"/>
-        </w:rPr>
-        <w:t xml:space="preserve">Q4. </w:t>
-      </w:r>
-      <w:r>
-        <w:rPr>
-          <w:b/>
-          <w:bCs/>
-          <w:sz w:val="20"/>
-          <w:szCs w:val="20"/>
-        </w:rPr>
-        <w:t>What is the purpose of CloudWatch Events (</w:t>
-      </w:r>
-      <w:proofErr w:type="spellStart"/>
-      <w:r>
-        <w:rPr>
-          <w:b/>
-          <w:bCs/>
-          <w:sz w:val="20"/>
-          <w:szCs w:val="20"/>
-        </w:rPr>
-        <w:t>EventBridge</w:t>
-      </w:r>
-      <w:proofErr w:type="spellEnd"/>
-      <w:r>
-        <w:rPr>
-          <w:b/>
-          <w:bCs/>
-          <w:sz w:val="20"/>
-          <w:szCs w:val="20"/>
-        </w:rPr>
-        <w:t xml:space="preserve">)? </w:t>
+          <w:sz w:val="22"/>
+          <w:szCs w:val="22"/>
+        </w:rPr>
+      </w:pPr>
+      <w:r>
+        <w:rPr>
+          <w:b/>
+          <w:bCs/>
+          <w:sz w:val="22"/>
+          <w:szCs w:val="22"/>
+        </w:rPr>
+        <w:t xml:space="preserve">Q4. What is the purpose of CloudWatch Events (EventBridge)? </w:t>
       </w:r>
     </w:p>
     <w:p>
@@ -652,14 +582,14 @@
           <w:numId w:val="8"/>
         </w:numPr>
         <w:rPr>
-          <w:sz w:val="20"/>
-          <w:szCs w:val="20"/>
-        </w:rPr>
-      </w:pPr>
-      <w:r>
-        <w:rPr>
-          <w:sz w:val="20"/>
-          <w:szCs w:val="20"/>
+          <w:sz w:val="22"/>
+          <w:szCs w:val="22"/>
+        </w:rPr>
+      </w:pPr>
+      <w:r>
+        <w:rPr>
+          <w:sz w:val="22"/>
+          <w:szCs w:val="22"/>
         </w:rPr>
         <w:t xml:space="preserve">To </w:t>
       </w:r>
@@ -667,15 +597,15 @@
         <w:rPr>
           <w:b/>
           <w:bCs/>
-          <w:sz w:val="20"/>
-          <w:szCs w:val="20"/>
+          <w:sz w:val="22"/>
+          <w:szCs w:val="22"/>
         </w:rPr>
         <w:t>respond automatically</w:t>
       </w:r>
       <w:r>
         <w:rPr>
-          <w:sz w:val="20"/>
-          <w:szCs w:val="20"/>
+          <w:sz w:val="22"/>
+          <w:szCs w:val="22"/>
         </w:rPr>
         <w:t xml:space="preserve"> to changes in AWS resources or based on scheduled times </w:t>
       </w:r>
@@ -683,15 +613,15 @@
         <w:rPr>
           <w:b/>
           <w:bCs/>
-          <w:sz w:val="20"/>
-          <w:szCs w:val="20"/>
+          <w:sz w:val="22"/>
+          <w:szCs w:val="22"/>
         </w:rPr>
         <w:t>using rules and targets</w:t>
       </w:r>
       <w:r>
         <w:rPr>
-          <w:sz w:val="20"/>
-          <w:szCs w:val="20"/>
+          <w:sz w:val="22"/>
+          <w:szCs w:val="22"/>
         </w:rPr>
         <w:t xml:space="preserve"> like Lambda, Step Functions, or SNS.</w:t>
       </w:r>
@@ -701,27 +631,18 @@
         <w:rPr>
           <w:b/>
           <w:bCs/>
-          <w:sz w:val="20"/>
-          <w:szCs w:val="20"/>
-        </w:rPr>
-      </w:pPr>
-      <w:r>
-        <w:rPr>
-          <w:b/>
-          <w:bCs/>
-          <w:sz w:val="20"/>
-          <w:szCs w:val="20"/>
-        </w:rPr>
-        <w:t xml:space="preserve">Q5. </w:t>
-      </w:r>
-      <w:r>
-        <w:rPr>
-          <w:b/>
-          <w:bCs/>
-          <w:sz w:val="20"/>
-          <w:szCs w:val="20"/>
-        </w:rPr>
-        <w:t>How are CloudWatch Events different from Alarms?</w:t>
+          <w:sz w:val="22"/>
+          <w:szCs w:val="22"/>
+        </w:rPr>
+      </w:pPr>
+      <w:r>
+        <w:rPr>
+          <w:b/>
+          <w:bCs/>
+          <w:sz w:val="22"/>
+          <w:szCs w:val="22"/>
+        </w:rPr>
+        <w:t>Q5. How are CloudWatch Events different from Alarms?</w:t>
       </w:r>
     </w:p>
     <w:p>
@@ -801,27 +722,18 @@
         <w:rPr>
           <w:b/>
           <w:bCs/>
-          <w:sz w:val="20"/>
-          <w:szCs w:val="20"/>
-        </w:rPr>
-      </w:pPr>
-      <w:r>
-        <w:rPr>
-          <w:b/>
-          <w:bCs/>
-          <w:sz w:val="20"/>
-          <w:szCs w:val="20"/>
-        </w:rPr>
-        <w:t xml:space="preserve">Q6. </w:t>
-      </w:r>
-      <w:r>
-        <w:rPr>
-          <w:b/>
-          <w:bCs/>
-          <w:sz w:val="20"/>
-          <w:szCs w:val="20"/>
-        </w:rPr>
-        <w:t xml:space="preserve">Can you send the same SNS message to multiple email addresses? </w:t>
+          <w:sz w:val="22"/>
+          <w:szCs w:val="22"/>
+        </w:rPr>
+      </w:pPr>
+      <w:r>
+        <w:rPr>
+          <w:b/>
+          <w:bCs/>
+          <w:sz w:val="22"/>
+          <w:szCs w:val="22"/>
+        </w:rPr>
+        <w:t xml:space="preserve">Q6. Can you send the same SNS message to multiple email addresses? </w:t>
       </w:r>
     </w:p>
     <w:p>
@@ -1028,8 +940,9 @@
       </w:r>
     </w:p>
     <w:sectPr>
-      <w:pgSz w:w="11906" w:h="16838"/>
-      <w:pgMar w:top="1440" w:right="1440" w:bottom="1440" w:left="1440" w:header="708" w:footer="708" w:gutter="0"/>
+      <w:type w:val="continuous"/>
+      <w:pgSz w:w="11906" w:h="16838" w:code="9"/>
+      <w:pgMar w:top="720" w:right="720" w:bottom="720" w:left="720" w:header="708" w:footer="708" w:gutter="0"/>
       <w:cols w:space="708"/>
       <w:docGrid w:linePitch="360"/>
     </w:sectPr>
@@ -2867,6 +2780,7 @@
   <w:style w:type="character" w:default="1" w:styleId="DefaultParagraphFont">
     <w:name w:val="Default Paragraph Font"/>
     <w:uiPriority w:val="1"/>
+    <w:semiHidden/>
     <w:unhideWhenUsed/>
   </w:style>
   <w:style w:type="table" w:default="1" w:styleId="TableNormal">
